--- a/resources/template-builder/copy-guides/partstore-copy-guide.docx
+++ b/resources/template-builder/copy-guides/partstore-copy-guide.docx
@@ -15,7 +15,7 @@
           <w:sz w:val="40"/>
           <w:szCs w:val="40"/>
         </w:rPr>
-        <w:t xml:space="preserve">PartStore Pay-by-Invoice</w:t>
+        <w:t xml:space="preserve">PartStore 1</w:t>
       </w:r>
     </w:p>
     <w:p>

--- a/resources/template-builder/copy-guides/partstore-copy-guide.docx
+++ b/resources/template-builder/copy-guides/partstore-copy-guide.docx
@@ -133,6 +133,97 @@
           <w:sz w:val="24"/>
           <w:szCs w:val="24"/>
         </w:rPr>
+        <w:t xml:space="preserve">Header logo &amp; label</w:t>
+      </w:r>
+    </w:p>
+    <w:p>
+      <w:pPr>
+        <w:spacing w:after="40" w:before="200"/>
+      </w:pPr>
+      <w:r>
+        <w:rPr>
+          <w:rFonts w:ascii="Arial" w:cs="Arial" w:eastAsia="Arial" w:hAnsi="Arial"/>
+          <w:b/>
+          <w:bCs/>
+          <w:color w:val="002857"/>
+          <w:sz w:val="21"/>
+          <w:szCs w:val="21"/>
+        </w:rPr>
+        <w:t xml:space="preserve">1. </w:t>
+      </w:r>
+      <w:r>
+        <w:rPr>
+          <w:rFonts w:ascii="Arial" w:cs="Arial" w:eastAsia="Arial" w:hAnsi="Arial"/>
+          <w:b/>
+          <w:bCs/>
+          <w:color w:val="002857"/>
+          <w:sz w:val="21"/>
+          <w:szCs w:val="21"/>
+        </w:rPr>
+        <w:t xml:space="preserve">Header eyebrow label</w:t>
+      </w:r>
+    </w:p>
+    <w:p>
+      <w:pPr>
+        <w:pBdr>
+          <w:left w:val="single" w:color="A8C4E8" w:sz="12" w:space="8"/>
+        </w:pBdr>
+        <w:spacing w:after="80" w:before="0"/>
+        <w:ind w:left="200"/>
+      </w:pPr>
+      <w:r>
+        <w:rPr>
+          <w:rFonts w:ascii="Arial" w:cs="Arial" w:eastAsia="Arial" w:hAnsi="Arial"/>
+          <w:color w:val="444444"/>
+          <w:sz w:val="18"/>
+          <w:szCs w:val="18"/>
+        </w:rPr>
+        <w:t xml:space="preserve">Example used before: "PAY-BY-INVOICE IS LIVE"</w:t>
+      </w:r>
+    </w:p>
+    <w:p>
+      <w:pPr>
+        <w:spacing w:after="20" w:before="0"/>
+      </w:pPr>
+      <w:r>
+        <w:rPr>
+          <w:rFonts w:ascii="Arial" w:cs="Arial" w:eastAsia="Arial" w:hAnsi="Arial"/>
+          <w:b/>
+          <w:bCs/>
+          <w:color w:val="1F2D3D"/>
+          <w:sz w:val="18"/>
+          <w:szCs w:val="18"/>
+        </w:rPr>
+        <w:t xml:space="preserve">Your copy:</w:t>
+      </w:r>
+    </w:p>
+    <w:p>
+      <w:pPr>
+        <w:pBdr>
+          <w:bottom w:val="single" w:color="AAAAAA" w:sz="4" w:space="1"/>
+        </w:pBdr>
+        <w:spacing w:after="0" w:before="160"/>
+      </w:pPr>
+      <w:r>
+        <w:t xml:space="preserve"/>
+      </w:r>
+    </w:p>
+    <w:p>
+      <w:pPr>
+        <w:pBdr>
+          <w:bottom w:val="single" w:color="0C70E8" w:sz="6" w:space="4"/>
+        </w:pBdr>
+        <w:spacing w:after="100" w:before="280"/>
+      </w:pPr>
+      <w:r>
+        <w:rPr>
+          <w:rFonts w:ascii="Arial" w:cs="Arial" w:eastAsia="Arial" w:hAnsi="Arial"/>
+          <w:b/>
+          <w:bCs/>
+          <w:color w:val="0C70E8"/>
+          <w:sz w:val="24"/>
+          <w:szCs w:val="24"/>
+        </w:rPr>
         <w:t xml:space="preserve">Headline, pitch &amp; video</w:t>
       </w:r>
     </w:p>
@@ -149,7 +240,7 @@
           <w:sz w:val="21"/>
           <w:szCs w:val="21"/>
         </w:rPr>
-        <w:t xml:space="preserve">1. </w:t>
+        <w:t xml:space="preserve">2. </w:t>
       </w:r>
       <w:r>
         <w:rPr>
@@ -260,7 +351,7 @@
           <w:sz w:val="21"/>
           <w:szCs w:val="21"/>
         </w:rPr>
-        <w:t xml:space="preserve">2. </w:t>
+        <w:t xml:space="preserve">3. </w:t>
       </w:r>
       <w:r>
         <w:rPr>
@@ -354,7 +445,7 @@
           <w:sz w:val="21"/>
           <w:szCs w:val="21"/>
         </w:rPr>
-        <w:t xml:space="preserve">3. </w:t>
+        <w:t xml:space="preserve">4. </w:t>
       </w:r>
       <w:r>
         <w:rPr>
@@ -445,7 +536,7 @@
           <w:sz w:val="21"/>
           <w:szCs w:val="21"/>
         </w:rPr>
-        <w:t xml:space="preserve">4. </w:t>
+        <w:t xml:space="preserve">5. </w:t>
       </w:r>
       <w:r>
         <w:rPr>
@@ -517,7 +608,7 @@
           <w:sz w:val="21"/>
           <w:szCs w:val="21"/>
         </w:rPr>
-        <w:t xml:space="preserve">5. </w:t>
+        <w:t xml:space="preserve">6. </w:t>
       </w:r>
       <w:r>
         <w:rPr>
@@ -589,7 +680,7 @@
           <w:sz w:val="21"/>
           <w:szCs w:val="21"/>
         </w:rPr>
-        <w:t xml:space="preserve">6. </w:t>
+        <w:t xml:space="preserve">7. </w:t>
       </w:r>
       <w:r>
         <w:rPr>
@@ -661,7 +752,7 @@
           <w:sz w:val="21"/>
           <w:szCs w:val="21"/>
         </w:rPr>
-        <w:t xml:space="preserve">7. </w:t>
+        <w:t xml:space="preserve">8. </w:t>
       </w:r>
       <w:r>
         <w:rPr>
@@ -733,7 +824,7 @@
           <w:sz w:val="21"/>
           <w:szCs w:val="21"/>
         </w:rPr>
-        <w:t xml:space="preserve">8. </w:t>
+        <w:t xml:space="preserve">9. </w:t>
       </w:r>
       <w:r>
         <w:rPr>
@@ -805,7 +896,7 @@
           <w:sz w:val="21"/>
           <w:szCs w:val="21"/>
         </w:rPr>
-        <w:t xml:space="preserve">9. </w:t>
+        <w:t xml:space="preserve">10. </w:t>
       </w:r>
       <w:r>
         <w:rPr>
@@ -877,7 +968,7 @@
           <w:sz w:val="21"/>
           <w:szCs w:val="21"/>
         </w:rPr>
-        <w:t xml:space="preserve">10. </w:t>
+        <w:t xml:space="preserve">11. </w:t>
       </w:r>
       <w:r>
         <w:rPr>
@@ -949,7 +1040,7 @@
           <w:sz w:val="21"/>
           <w:szCs w:val="21"/>
         </w:rPr>
-        <w:t xml:space="preserve">11. </w:t>
+        <w:t xml:space="preserve">12. </w:t>
       </w:r>
       <w:r>
         <w:rPr>
@@ -1043,7 +1134,7 @@
           <w:sz w:val="21"/>
           <w:szCs w:val="21"/>
         </w:rPr>
-        <w:t xml:space="preserve">12. </w:t>
+        <w:t xml:space="preserve">13. </w:t>
       </w:r>
       <w:r>
         <w:rPr>
@@ -1137,7 +1228,7 @@
           <w:sz w:val="21"/>
           <w:szCs w:val="21"/>
         </w:rPr>
-        <w:t xml:space="preserve">13. </w:t>
+        <w:t xml:space="preserve">14. </w:t>
       </w:r>
       <w:r>
         <w:rPr>
@@ -1209,7 +1300,7 @@
           <w:sz w:val="21"/>
           <w:szCs w:val="21"/>
         </w:rPr>
-        <w:t xml:space="preserve">14. </w:t>
+        <w:t xml:space="preserve">15. </w:t>
       </w:r>
       <w:r>
         <w:rPr>
@@ -1300,7 +1391,7 @@
           <w:sz w:val="21"/>
           <w:szCs w:val="21"/>
         </w:rPr>
-        <w:t xml:space="preserve">15. </w:t>
+        <w:t xml:space="preserve">16. </w:t>
       </w:r>
       <w:r>
         <w:rPr>
@@ -1372,7 +1463,7 @@
           <w:sz w:val="21"/>
           <w:szCs w:val="21"/>
         </w:rPr>
-        <w:t xml:space="preserve">16. </w:t>
+        <w:t xml:space="preserve">17. </w:t>
       </w:r>
       <w:r>
         <w:rPr>
@@ -1444,7 +1535,7 @@
           <w:sz w:val="21"/>
           <w:szCs w:val="21"/>
         </w:rPr>
-        <w:t xml:space="preserve">17. </w:t>
+        <w:t xml:space="preserve">18. </w:t>
       </w:r>
       <w:r>
         <w:rPr>
@@ -1516,7 +1607,7 @@
           <w:sz w:val="21"/>
           <w:szCs w:val="21"/>
         </w:rPr>
-        <w:t xml:space="preserve">18. </w:t>
+        <w:t xml:space="preserve">19. </w:t>
       </w:r>
       <w:r>
         <w:rPr>
@@ -1588,7 +1679,7 @@
           <w:sz w:val="21"/>
           <w:szCs w:val="21"/>
         </w:rPr>
-        <w:t xml:space="preserve">19. </w:t>
+        <w:t xml:space="preserve">20. </w:t>
       </w:r>
       <w:r>
         <w:rPr>
@@ -1660,7 +1751,7 @@
           <w:sz w:val="21"/>
           <w:szCs w:val="21"/>
         </w:rPr>
-        <w:t xml:space="preserve">20. </w:t>
+        <w:t xml:space="preserve">21. </w:t>
       </w:r>
       <w:r>
         <w:rPr>
@@ -1754,7 +1845,7 @@
           <w:sz w:val="21"/>
           <w:szCs w:val="21"/>
         </w:rPr>
-        <w:t xml:space="preserve">21. </w:t>
+        <w:t xml:space="preserve">22. </w:t>
       </w:r>
       <w:r>
         <w:rPr>
@@ -1849,7 +1940,7 @@
           <w:sz w:val="21"/>
           <w:szCs w:val="21"/>
         </w:rPr>
-        <w:t xml:space="preserve">22. </w:t>
+        <w:t xml:space="preserve">23. </w:t>
       </w:r>
       <w:r>
         <w:rPr>
@@ -1940,7 +2031,7 @@
           <w:sz w:val="21"/>
           <w:szCs w:val="21"/>
         </w:rPr>
-        <w:t xml:space="preserve">23. </w:t>
+        <w:t xml:space="preserve">24. </w:t>
       </w:r>
       <w:r>
         <w:rPr>
@@ -2012,7 +2103,7 @@
           <w:sz w:val="21"/>
           <w:szCs w:val="21"/>
         </w:rPr>
-        <w:t xml:space="preserve">24. </w:t>
+        <w:t xml:space="preserve">25. </w:t>
       </w:r>
       <w:r>
         <w:rPr>
@@ -2084,7 +2175,7 @@
           <w:sz w:val="21"/>
           <w:szCs w:val="21"/>
         </w:rPr>
-        <w:t xml:space="preserve">25. </w:t>
+        <w:t xml:space="preserve">26. </w:t>
       </w:r>
       <w:r>
         <w:rPr>
@@ -2156,7 +2247,7 @@
           <w:sz w:val="21"/>
           <w:szCs w:val="21"/>
         </w:rPr>
-        <w:t xml:space="preserve">26. </w:t>
+        <w:t xml:space="preserve">27. </w:t>
       </w:r>
       <w:r>
         <w:rPr>
@@ -2186,97 +2277,6 @@
           <w:szCs w:val="18"/>
         </w:rPr>
         <w:t xml:space="preserve">Example used before: "kthomas@partsbase.com"</w:t>
-      </w:r>
-    </w:p>
-    <w:p>
-      <w:pPr>
-        <w:spacing w:after="20" w:before="0"/>
-      </w:pPr>
-      <w:r>
-        <w:rPr>
-          <w:rFonts w:ascii="Arial" w:cs="Arial" w:eastAsia="Arial" w:hAnsi="Arial"/>
-          <w:b/>
-          <w:bCs/>
-          <w:color w:val="1F2D3D"/>
-          <w:sz w:val="18"/>
-          <w:szCs w:val="18"/>
-        </w:rPr>
-        <w:t xml:space="preserve">Your copy:</w:t>
-      </w:r>
-    </w:p>
-    <w:p>
-      <w:pPr>
-        <w:pBdr>
-          <w:bottom w:val="single" w:color="AAAAAA" w:sz="4" w:space="1"/>
-        </w:pBdr>
-        <w:spacing w:after="0" w:before="160"/>
-      </w:pPr>
-      <w:r>
-        <w:t xml:space="preserve"/>
-      </w:r>
-    </w:p>
-    <w:p>
-      <w:pPr>
-        <w:pBdr>
-          <w:bottom w:val="single" w:color="0C70E8" w:sz="6" w:space="4"/>
-        </w:pBdr>
-        <w:spacing w:after="100" w:before="280"/>
-      </w:pPr>
-      <w:r>
-        <w:rPr>
-          <w:rFonts w:ascii="Arial" w:cs="Arial" w:eastAsia="Arial" w:hAnsi="Arial"/>
-          <w:b/>
-          <w:bCs/>
-          <w:color w:val="0C70E8"/>
-          <w:sz w:val="24"/>
-          <w:szCs w:val="24"/>
-        </w:rPr>
-        <w:t xml:space="preserve">Other copy</w:t>
-      </w:r>
-    </w:p>
-    <w:p>
-      <w:pPr>
-        <w:spacing w:after="40" w:before="200"/>
-      </w:pPr>
-      <w:r>
-        <w:rPr>
-          <w:rFonts w:ascii="Arial" w:cs="Arial" w:eastAsia="Arial" w:hAnsi="Arial"/>
-          <w:b/>
-          <w:bCs/>
-          <w:color w:val="002857"/>
-          <w:sz w:val="21"/>
-          <w:szCs w:val="21"/>
-        </w:rPr>
-        <w:t xml:space="preserve">27. </w:t>
-      </w:r>
-      <w:r>
-        <w:rPr>
-          <w:rFonts w:ascii="Arial" w:cs="Arial" w:eastAsia="Arial" w:hAnsi="Arial"/>
-          <w:b/>
-          <w:bCs/>
-          <w:color w:val="002857"/>
-          <w:sz w:val="21"/>
-          <w:szCs w:val="21"/>
-        </w:rPr>
-        <w:t xml:space="preserve">Header eyebrow label</w:t>
-      </w:r>
-    </w:p>
-    <w:p>
-      <w:pPr>
-        <w:pBdr>
-          <w:left w:val="single" w:color="A8C4E8" w:sz="12" w:space="8"/>
-        </w:pBdr>
-        <w:spacing w:after="80" w:before="0"/>
-        <w:ind w:left="200"/>
-      </w:pPr>
-      <w:r>
-        <w:rPr>
-          <w:rFonts w:ascii="Arial" w:cs="Arial" w:eastAsia="Arial" w:hAnsi="Arial"/>
-          <w:color w:val="444444"/>
-          <w:sz w:val="18"/>
-          <w:szCs w:val="18"/>
-        </w:rPr>
-        <w:t xml:space="preserve">Example used before: "PAY-BY-INVOICE IS LIVE"</w:t>
       </w:r>
     </w:p>
     <w:p>
